--- a/docs/PlateMateDokumentacio.docx
+++ b/docs/PlateMateDokumentacio.docx
@@ -12293,7 +12293,7 @@
           <w:noProof/>
         </w:rPr>
         <w:drawing>
-          <wp:anchor distT="0" distB="0" distL="114300" distR="114300" simplePos="0" relativeHeight="251662336" behindDoc="0" locked="0" layoutInCell="1" allowOverlap="1" wp14:anchorId="7DF9E976" wp14:editId="6607F28A">
+          <wp:anchor distT="0" distB="0" distL="114300" distR="114300" simplePos="0" relativeHeight="251662336" behindDoc="0" locked="0" layoutInCell="1" allowOverlap="1" wp14:anchorId="7DF9E976" wp14:editId="424A613E">
             <wp:simplePos x="0" y="0"/>
             <wp:positionH relativeFrom="column">
               <wp:posOffset>914400</wp:posOffset>
@@ -13347,7 +13347,13 @@
       </w:pPr>
       <w:r>
         <w:tab/>
-        <w:t>Ha a programmal kapcsolatban további bármilyen kérdése, felvetése van, a következő email címen keresztül léphet a PlateMate csapatával kapcsolatba:</w:t>
+        <w:t>Ha a program</w:t>
+      </w:r>
+      <w:r>
+        <w:t xml:space="preserve"> bármely részével</w:t>
+      </w:r>
+      <w:r>
+        <w:t xml:space="preserve"> kapcsolatban további bármilyen kérdése, felvetése van, a következő email címen keresztül léphet a PlateMate csapatával kapcsolatba:</w:t>
       </w:r>
       <w:r>
         <w:t xml:space="preserve"> </w:t>
@@ -14174,7 +14180,7 @@
         <w:sz w:val="28"/>
         <w:szCs w:val="28"/>
       </w:rPr>
-      <w:t>Fejlesztői dokumentáció</w:t>
+      <w:t>Összefoglalás, köszönetnyilvánítás</w:t>
     </w:r>
     <w:r>
       <w:rPr>
